--- a/Задание на документирование ПМ/Задание на документирование.docx
+++ b/Задание на документирование ПМ/Задание на документирование.docx
@@ -1,21 +1,21 @@
 
 <file path=word/document.xml><?xml version="1.0" encoding="utf-8"?>
-<w:document xmlns:wpc="http://schemas.microsoft.com/office/word/2010/wordprocessingCanvas" xmlns:cx="http://schemas.microsoft.com/office/drawing/2014/chartex" xmlns:cx1="http://schemas.microsoft.com/office/drawing/2015/9/8/chartex" xmlns:mc="http://schemas.openxmlformats.org/markup-compatibility/2006" xmlns:o="urn:schemas-microsoft-com:office:office" xmlns:r="http://schemas.openxmlformats.org/officeDocument/2006/relationships" xmlns:m="http://schemas.openxmlformats.org/officeDocument/2006/math" xmlns:v="urn:schemas-microsoft-com:vml" xmlns:wp14="http://schemas.microsoft.com/office/word/2010/wordprocessingDrawing" xmlns:wp="http://schemas.openxmlformats.org/drawingml/2006/wordprocessingDrawing" xmlns:w10="urn:schemas-microsoft-com:office:word" xmlns:w="http://schemas.openxmlformats.org/wordprocessingml/2006/main" xmlns:w14="http://schemas.microsoft.com/office/word/2010/wordml" xmlns:w15="http://schemas.microsoft.com/office/word/2012/wordml" xmlns:w16se="http://schemas.microsoft.com/office/word/2015/wordml/symex" xmlns:wpg="http://schemas.microsoft.com/office/word/2010/wordprocessingGroup" xmlns:wpi="http://schemas.microsoft.com/office/word/2010/wordprocessingInk" xmlns:wne="http://schemas.microsoft.com/office/word/2006/wordml" xmlns:wps="http://schemas.microsoft.com/office/word/2010/wordprocessingShape" mc:Ignorable="w14 w15 w16se wp14">
+<w:document xmlns:wpc="http://schemas.microsoft.com/office/word/2010/wordprocessingCanvas" xmlns:cx="http://schemas.microsoft.com/office/drawing/2014/chartex" xmlns:cx1="http://schemas.microsoft.com/office/drawing/2015/9/8/chartex" xmlns:cx2="http://schemas.microsoft.com/office/drawing/2015/10/21/chartex" xmlns:cx3="http://schemas.microsoft.com/office/drawing/2016/5/9/chartex" xmlns:cx4="http://schemas.microsoft.com/office/drawing/2016/5/10/chartex" xmlns:cx5="http://schemas.microsoft.com/office/drawing/2016/5/11/chartex" xmlns:cx6="http://schemas.microsoft.com/office/drawing/2016/5/12/chartex" xmlns:cx7="http://schemas.microsoft.com/office/drawing/2016/5/13/chartex" xmlns:cx8="http://schemas.microsoft.com/office/drawing/2016/5/14/chartex" xmlns:mc="http://schemas.openxmlformats.org/markup-compatibility/2006" xmlns:aink="http://schemas.microsoft.com/office/drawing/2016/ink" xmlns:am3d="http://schemas.microsoft.com/office/drawing/2017/model3d" xmlns:o="urn:schemas-microsoft-com:office:office" xmlns:oel="http://schemas.microsoft.com/office/2019/extlst" xmlns:r="http://schemas.openxmlformats.org/officeDocument/2006/relationships" xmlns:m="http://schemas.openxmlformats.org/officeDocument/2006/math" xmlns:v="urn:schemas-microsoft-com:vml" xmlns:wp14="http://schemas.microsoft.com/office/word/2010/wordprocessingDrawing" xmlns:wp="http://schemas.openxmlformats.org/drawingml/2006/wordprocessingDrawing" xmlns:w10="urn:schemas-microsoft-com:office:word" xmlns:w="http://schemas.openxmlformats.org/wordprocessingml/2006/main" xmlns:w14="http://schemas.microsoft.com/office/word/2010/wordml" xmlns:w15="http://schemas.microsoft.com/office/word/2012/wordml" xmlns:w16cex="http://schemas.microsoft.com/office/word/2018/wordml/cex" xmlns:w16cid="http://schemas.microsoft.com/office/word/2016/wordml/cid" xmlns:w16="http://schemas.microsoft.com/office/word/2018/wordml" xmlns:w16du="http://schemas.microsoft.com/office/word/2023/wordml/word16du" xmlns:w16sdtdh="http://schemas.microsoft.com/office/word/2020/wordml/sdtdatahash" xmlns:w16sdtfl="http://schemas.microsoft.com/office/word/2024/wordml/sdtformatlock" xmlns:w16se="http://schemas.microsoft.com/office/word/2015/wordml/symex" xmlns:wpg="http://schemas.microsoft.com/office/word/2010/wordprocessingGroup" xmlns:wpi="http://schemas.microsoft.com/office/word/2010/wordprocessingInk" xmlns:wne="http://schemas.microsoft.com/office/word/2006/wordml" xmlns:wps="http://schemas.microsoft.com/office/word/2010/wordprocessingShape" mc:Ignorable="w14 w15 w16se w16cid w16 w16cex w16sdtdh w16sdtfl w16du wp14">
   <w:body>
     <w:p>
       <w:pPr>
         <w:jc w:val="center"/>
         <w:rPr>
           <w:rFonts w:ascii="Times New Roman" w:hAnsi="Times New Roman" w:cs="Times New Roman"/>
-          <w:sz w:val="24"/>
-          <w:szCs w:val="24"/>
-        </w:rPr>
-      </w:pPr>
-      <w:r>
-        <w:rPr>
-          <w:rFonts w:ascii="Times New Roman" w:hAnsi="Times New Roman" w:cs="Times New Roman"/>
-          <w:sz w:val="24"/>
-          <w:szCs w:val="24"/>
+          <w:sz w:val="28"/>
+          <w:szCs w:val="28"/>
+        </w:rPr>
+      </w:pPr>
+      <w:r>
+        <w:rPr>
+          <w:rFonts w:ascii="Times New Roman" w:hAnsi="Times New Roman" w:cs="Times New Roman"/>
+          <w:sz w:val="28"/>
+          <w:szCs w:val="28"/>
         </w:rPr>
         <w:t>Задание на документирование</w:t>
       </w:r>
@@ -25,15 +25,15 @@
         <w:jc w:val="center"/>
         <w:rPr>
           <w:rFonts w:ascii="Times New Roman" w:hAnsi="Times New Roman" w:cs="Times New Roman"/>
-          <w:sz w:val="24"/>
-          <w:szCs w:val="24"/>
-        </w:rPr>
-      </w:pPr>
-      <w:r>
-        <w:rPr>
-          <w:rFonts w:ascii="Times New Roman" w:hAnsi="Times New Roman" w:cs="Times New Roman"/>
-          <w:sz w:val="24"/>
-          <w:szCs w:val="24"/>
+          <w:sz w:val="28"/>
+          <w:szCs w:val="28"/>
+        </w:rPr>
+      </w:pPr>
+      <w:r>
+        <w:rPr>
+          <w:rFonts w:ascii="Times New Roman" w:hAnsi="Times New Roman" w:cs="Times New Roman"/>
+          <w:sz w:val="28"/>
+          <w:szCs w:val="28"/>
         </w:rPr>
         <w:t>Индивидуальный проект на тему: Список дел</w:t>
       </w:r>
@@ -43,34 +43,17 @@
         <w:jc w:val="center"/>
         <w:rPr>
           <w:rFonts w:ascii="Times New Roman" w:hAnsi="Times New Roman" w:cs="Times New Roman"/>
-          <w:sz w:val="24"/>
-          <w:szCs w:val="24"/>
-        </w:rPr>
-      </w:pPr>
-      <w:r>
-        <w:rPr>
-          <w:rFonts w:ascii="Times New Roman" w:hAnsi="Times New Roman" w:cs="Times New Roman"/>
-          <w:sz w:val="24"/>
-          <w:szCs w:val="24"/>
-        </w:rPr>
-        <w:t>Автор</w:t>
-      </w:r>
-      <w:r>
-        <w:rPr>
-          <w:rFonts w:ascii="Times New Roman" w:hAnsi="Times New Roman" w:cs="Times New Roman"/>
-          <w:sz w:val="24"/>
-          <w:szCs w:val="24"/>
-          <w:lang w:val="en-US"/>
-        </w:rPr>
-        <w:t>:</w:t>
-      </w:r>
-      <w:r>
-        <w:rPr>
-          <w:rFonts w:ascii="Times New Roman" w:hAnsi="Times New Roman" w:cs="Times New Roman"/>
-          <w:sz w:val="24"/>
-          <w:szCs w:val="24"/>
-        </w:rPr>
-        <w:t xml:space="preserve"> Бородин Алексей Александрович</w:t>
+          <w:sz w:val="28"/>
+          <w:szCs w:val="28"/>
+        </w:rPr>
+      </w:pPr>
+      <w:r>
+        <w:rPr>
+          <w:rFonts w:ascii="Times New Roman" w:hAnsi="Times New Roman" w:cs="Times New Roman"/>
+          <w:sz w:val="28"/>
+          <w:szCs w:val="28"/>
+        </w:rPr>
+        <w:t>Автор: Бородин Алексей Александрович</w:t>
       </w:r>
     </w:p>
     <w:p>
@@ -78,32 +61,32 @@
         <w:spacing w:line="360" w:lineRule="auto"/>
         <w:rPr>
           <w:rFonts w:ascii="Times New Roman" w:hAnsi="Times New Roman" w:cs="Times New Roman"/>
-          <w:sz w:val="24"/>
-          <w:szCs w:val="24"/>
-          <w:lang w:val="en-US"/>
-        </w:rPr>
-      </w:pPr>
-      <w:r>
-        <w:rPr>
-          <w:rFonts w:ascii="Times New Roman" w:hAnsi="Times New Roman" w:cs="Times New Roman"/>
-          <w:sz w:val="24"/>
-          <w:szCs w:val="24"/>
+          <w:sz w:val="28"/>
+          <w:szCs w:val="28"/>
+          <w:lang w:val="en-US"/>
+        </w:rPr>
+      </w:pPr>
+      <w:r>
+        <w:rPr>
+          <w:rFonts w:ascii="Times New Roman" w:hAnsi="Times New Roman" w:cs="Times New Roman"/>
+          <w:sz w:val="28"/>
+          <w:szCs w:val="28"/>
         </w:rPr>
         <w:t>1.Для описания я выбрал функцию</w:t>
       </w:r>
       <w:r>
         <w:rPr>
           <w:rFonts w:ascii="Times New Roman" w:hAnsi="Times New Roman" w:cs="Times New Roman"/>
-          <w:sz w:val="24"/>
-          <w:szCs w:val="24"/>
+          <w:sz w:val="28"/>
+          <w:szCs w:val="28"/>
         </w:rPr>
         <w:t xml:space="preserve"> “Фиксация события на определенный период”. Это базовая функция списка дел, позволяющая на выбранную дату запланировать какое – то событие. Функция включает в себя</w:t>
       </w:r>
       <w:r>
         <w:rPr>
           <w:rFonts w:ascii="Times New Roman" w:hAnsi="Times New Roman" w:cs="Times New Roman"/>
-          <w:sz w:val="24"/>
-          <w:szCs w:val="24"/>
+          <w:sz w:val="28"/>
+          <w:szCs w:val="28"/>
           <w:lang w:val="en-US"/>
         </w:rPr>
         <w:t>:</w:t>
@@ -119,17 +102,33 @@
         <w:spacing w:line="360" w:lineRule="auto"/>
         <w:rPr>
           <w:rFonts w:ascii="Times New Roman" w:hAnsi="Times New Roman" w:cs="Times New Roman"/>
-          <w:sz w:val="24"/>
-          <w:szCs w:val="24"/>
-        </w:rPr>
-      </w:pPr>
-      <w:r>
-        <w:rPr>
-          <w:rFonts w:ascii="Times New Roman" w:hAnsi="Times New Roman" w:cs="Times New Roman"/>
-          <w:sz w:val="24"/>
-          <w:szCs w:val="24"/>
-        </w:rPr>
-        <w:t>Возможность выбрать период и уникальное событие для данного периода</w:t>
+          <w:sz w:val="28"/>
+          <w:szCs w:val="28"/>
+        </w:rPr>
+      </w:pPr>
+      <w:r>
+        <w:rPr>
+          <w:rFonts w:ascii="Times New Roman" w:hAnsi="Times New Roman" w:cs="Times New Roman"/>
+          <w:sz w:val="28"/>
+          <w:szCs w:val="28"/>
+        </w:rPr>
+        <w:t>Возможность выбрать период и</w:t>
+      </w:r>
+      <w:r>
+        <w:rPr>
+          <w:rFonts w:ascii="Times New Roman" w:hAnsi="Times New Roman" w:cs="Times New Roman"/>
+          <w:sz w:val="28"/>
+          <w:szCs w:val="28"/>
+        </w:rPr>
+        <w:t xml:space="preserve"> запланировать задачу</w:t>
+      </w:r>
+      <w:r>
+        <w:rPr>
+          <w:rFonts w:ascii="Times New Roman" w:hAnsi="Times New Roman" w:cs="Times New Roman"/>
+          <w:sz w:val="28"/>
+          <w:szCs w:val="28"/>
+        </w:rPr>
+        <w:t xml:space="preserve"> </w:t>
       </w:r>
     </w:p>
     <w:p>
@@ -142,16 +141,16 @@
         <w:spacing w:line="360" w:lineRule="auto"/>
         <w:rPr>
           <w:rFonts w:ascii="Times New Roman" w:hAnsi="Times New Roman" w:cs="Times New Roman"/>
-          <w:sz w:val="24"/>
-          <w:szCs w:val="24"/>
-          <w:lang w:val="en-US"/>
-        </w:rPr>
-      </w:pPr>
-      <w:r>
-        <w:rPr>
-          <w:rFonts w:ascii="Times New Roman" w:hAnsi="Times New Roman" w:cs="Times New Roman"/>
-          <w:sz w:val="24"/>
-          <w:szCs w:val="24"/>
+          <w:sz w:val="28"/>
+          <w:szCs w:val="28"/>
+          <w:lang w:val="en-US"/>
+        </w:rPr>
+      </w:pPr>
+      <w:r>
+        <w:rPr>
+          <w:rFonts w:ascii="Times New Roman" w:hAnsi="Times New Roman" w:cs="Times New Roman"/>
+          <w:sz w:val="28"/>
+          <w:szCs w:val="28"/>
         </w:rPr>
         <w:t>Возможность дать этому событию название</w:t>
       </w:r>
@@ -166,15 +165,15 @@
         <w:spacing w:line="360" w:lineRule="auto"/>
         <w:rPr>
           <w:rFonts w:ascii="Times New Roman" w:hAnsi="Times New Roman" w:cs="Times New Roman"/>
-          <w:sz w:val="24"/>
-          <w:szCs w:val="24"/>
-        </w:rPr>
-      </w:pPr>
-      <w:r>
-        <w:rPr>
-          <w:rFonts w:ascii="Times New Roman" w:hAnsi="Times New Roman" w:cs="Times New Roman"/>
-          <w:sz w:val="24"/>
-          <w:szCs w:val="24"/>
+          <w:sz w:val="28"/>
+          <w:szCs w:val="28"/>
+        </w:rPr>
+      </w:pPr>
+      <w:r>
+        <w:rPr>
+          <w:rFonts w:ascii="Times New Roman" w:hAnsi="Times New Roman" w:cs="Times New Roman"/>
+          <w:sz w:val="28"/>
+          <w:szCs w:val="28"/>
         </w:rPr>
         <w:t>Генерация уникального идентификатора для выбранного события</w:t>
       </w:r>
@@ -189,15 +188,15 @@
         <w:spacing w:line="360" w:lineRule="auto"/>
         <w:rPr>
           <w:rFonts w:ascii="Times New Roman" w:hAnsi="Times New Roman" w:cs="Times New Roman"/>
-          <w:sz w:val="24"/>
-          <w:szCs w:val="24"/>
-        </w:rPr>
-      </w:pPr>
-      <w:r>
-        <w:rPr>
-          <w:rFonts w:ascii="Times New Roman" w:hAnsi="Times New Roman" w:cs="Times New Roman"/>
-          <w:sz w:val="24"/>
-          <w:szCs w:val="24"/>
+          <w:sz w:val="28"/>
+          <w:szCs w:val="28"/>
+        </w:rPr>
+      </w:pPr>
+      <w:r>
+        <w:rPr>
+          <w:rFonts w:ascii="Times New Roman" w:hAnsi="Times New Roman" w:cs="Times New Roman"/>
+          <w:sz w:val="28"/>
+          <w:szCs w:val="28"/>
         </w:rPr>
         <w:t>Добавление события в отдельный общий список дел</w:t>
       </w:r>
@@ -212,447 +211,1339 @@
         <w:spacing w:line="360" w:lineRule="auto"/>
         <w:rPr>
           <w:rFonts w:ascii="Times New Roman" w:hAnsi="Times New Roman" w:cs="Times New Roman"/>
+          <w:sz w:val="28"/>
+          <w:szCs w:val="28"/>
+        </w:rPr>
+      </w:pPr>
+      <w:r>
+        <w:rPr>
+          <w:rFonts w:ascii="Times New Roman" w:hAnsi="Times New Roman" w:cs="Times New Roman"/>
+          <w:sz w:val="28"/>
+          <w:szCs w:val="28"/>
+        </w:rPr>
+        <w:t>Возможность разбить задачу на несколько пунктов</w:t>
+      </w:r>
+    </w:p>
+    <w:p>
+      <w:pPr>
+        <w:pStyle w:val="a3"/>
+        <w:numPr>
+          <w:ilvl w:val="0"/>
+          <w:numId w:val="2"/>
+        </w:numPr>
+        <w:spacing w:line="360" w:lineRule="auto"/>
+        <w:rPr>
+          <w:rFonts w:ascii="Times New Roman" w:hAnsi="Times New Roman" w:cs="Times New Roman"/>
+          <w:sz w:val="28"/>
+          <w:szCs w:val="28"/>
+        </w:rPr>
+      </w:pPr>
+      <w:r>
+        <w:rPr>
+          <w:rFonts w:ascii="Times New Roman" w:hAnsi="Times New Roman" w:cs="Times New Roman"/>
+          <w:sz w:val="28"/>
+          <w:szCs w:val="28"/>
+        </w:rPr>
+        <w:t>Подтверждение успешного добавления события</w:t>
+      </w:r>
+      <w:r>
+        <w:rPr>
+          <w:rFonts w:ascii="Times New Roman" w:hAnsi="Times New Roman" w:cs="Times New Roman"/>
+          <w:sz w:val="28"/>
+          <w:szCs w:val="28"/>
+        </w:rPr>
+        <w:t xml:space="preserve"> и обработка ошибок</w:t>
+      </w:r>
+    </w:p>
+    <w:p>
+      <w:pPr>
+        <w:spacing w:line="360" w:lineRule="auto"/>
+        <w:rPr>
+          <w:rFonts w:ascii="Times New Roman" w:hAnsi="Times New Roman" w:cs="Times New Roman"/>
+          <w:sz w:val="28"/>
+          <w:szCs w:val="28"/>
+        </w:rPr>
+      </w:pPr>
+      <w:r>
+        <w:rPr>
+          <w:rFonts w:ascii="Times New Roman" w:hAnsi="Times New Roman" w:cs="Times New Roman"/>
+          <w:sz w:val="28"/>
+          <w:szCs w:val="28"/>
+        </w:rPr>
+        <w:t xml:space="preserve">2.Класс </w:t>
+      </w:r>
+      <w:r>
+        <w:rPr>
+          <w:rFonts w:ascii="Times New Roman" w:hAnsi="Times New Roman" w:cs="Times New Roman"/>
+          <w:sz w:val="28"/>
+          <w:szCs w:val="28"/>
+        </w:rPr>
+        <w:t>“</w:t>
+      </w:r>
+      <w:r>
+        <w:rPr>
+          <w:rFonts w:ascii="Times New Roman" w:hAnsi="Times New Roman" w:cs="Times New Roman"/>
+          <w:sz w:val="28"/>
+          <w:szCs w:val="28"/>
+          <w:lang w:val="en-US"/>
+        </w:rPr>
+        <w:t>TimeEvent</w:t>
+      </w:r>
+      <w:r>
+        <w:rPr>
+          <w:rFonts w:ascii="Times New Roman" w:hAnsi="Times New Roman" w:cs="Times New Roman"/>
+          <w:sz w:val="28"/>
+          <w:szCs w:val="28"/>
+        </w:rPr>
+        <w:t>” (</w:t>
+      </w:r>
+      <w:r>
+        <w:rPr>
+          <w:rFonts w:ascii="Times New Roman" w:hAnsi="Times New Roman" w:cs="Times New Roman"/>
+          <w:sz w:val="28"/>
+          <w:szCs w:val="28"/>
+        </w:rPr>
+        <w:t>Модель данных) – представляет собой объект “событие” и является контейнером для данных в конкретный период времени.</w:t>
+      </w:r>
+    </w:p>
+    <w:p>
+      <w:pPr>
+        <w:spacing w:line="360" w:lineRule="auto"/>
+        <w:rPr>
+          <w:rFonts w:ascii="Times New Roman" w:hAnsi="Times New Roman" w:cs="Times New Roman"/>
+          <w:sz w:val="28"/>
+          <w:szCs w:val="28"/>
+        </w:rPr>
+      </w:pPr>
+      <w:r>
+        <w:rPr>
+          <w:rFonts w:ascii="Times New Roman" w:hAnsi="Times New Roman" w:cs="Times New Roman"/>
+          <w:sz w:val="28"/>
+          <w:szCs w:val="28"/>
+        </w:rPr>
+        <w:t>Описание полей(характеристик):</w:t>
+      </w:r>
+    </w:p>
+    <w:p>
+      <w:pPr>
+        <w:spacing w:line="360" w:lineRule="auto"/>
+        <w:rPr>
+          <w:rFonts w:ascii="Times New Roman" w:hAnsi="Times New Roman" w:cs="Times New Roman"/>
+          <w:sz w:val="28"/>
+          <w:szCs w:val="28"/>
+        </w:rPr>
+      </w:pPr>
+      <w:r>
+        <w:rPr>
+          <w:rFonts w:ascii="Times New Roman" w:hAnsi="Times New Roman" w:cs="Times New Roman"/>
+          <w:sz w:val="28"/>
+          <w:szCs w:val="28"/>
+          <w:lang w:val="en-US"/>
+        </w:rPr>
+        <w:t>Public</w:t>
+      </w:r>
+      <w:r>
+        <w:rPr>
+          <w:rFonts w:ascii="Times New Roman" w:hAnsi="Times New Roman" w:cs="Times New Roman"/>
+          <w:sz w:val="28"/>
+          <w:szCs w:val="28"/>
+        </w:rPr>
+        <w:t xml:space="preserve"> </w:t>
+      </w:r>
+      <w:r>
+        <w:rPr>
+          <w:rFonts w:ascii="Times New Roman" w:hAnsi="Times New Roman" w:cs="Times New Roman"/>
+          <w:sz w:val="28"/>
+          <w:szCs w:val="28"/>
+          <w:lang w:val="en-US"/>
+        </w:rPr>
+        <w:t>int</w:t>
+      </w:r>
+      <w:r>
+        <w:rPr>
+          <w:rFonts w:ascii="Times New Roman" w:hAnsi="Times New Roman" w:cs="Times New Roman"/>
+          <w:sz w:val="28"/>
+          <w:szCs w:val="28"/>
+        </w:rPr>
+        <w:t xml:space="preserve"> </w:t>
+      </w:r>
+      <w:r>
+        <w:rPr>
+          <w:rFonts w:ascii="Times New Roman" w:hAnsi="Times New Roman" w:cs="Times New Roman"/>
+          <w:sz w:val="28"/>
+          <w:szCs w:val="28"/>
+          <w:lang w:val="en-US"/>
+        </w:rPr>
+        <w:t>id</w:t>
+      </w:r>
+      <w:r>
+        <w:rPr>
+          <w:rFonts w:ascii="Times New Roman" w:hAnsi="Times New Roman" w:cs="Times New Roman"/>
+          <w:sz w:val="28"/>
+          <w:szCs w:val="28"/>
+        </w:rPr>
+        <w:t xml:space="preserve"> – Идентификатор для уникального события</w:t>
+      </w:r>
+    </w:p>
+    <w:p>
+      <w:pPr>
+        <w:spacing w:line="360" w:lineRule="auto"/>
+        <w:rPr>
+          <w:rFonts w:ascii="Times New Roman" w:hAnsi="Times New Roman" w:cs="Times New Roman"/>
+          <w:sz w:val="28"/>
+          <w:szCs w:val="28"/>
+        </w:rPr>
+      </w:pPr>
+      <w:r>
+        <w:rPr>
+          <w:rFonts w:ascii="Times New Roman" w:hAnsi="Times New Roman" w:cs="Times New Roman"/>
+          <w:sz w:val="28"/>
+          <w:szCs w:val="28"/>
+          <w:lang w:val="en-US"/>
+        </w:rPr>
+        <w:t>Public</w:t>
+      </w:r>
+      <w:r>
+        <w:rPr>
+          <w:rFonts w:ascii="Times New Roman" w:hAnsi="Times New Roman" w:cs="Times New Roman"/>
+          <w:sz w:val="28"/>
+          <w:szCs w:val="28"/>
+        </w:rPr>
+        <w:t xml:space="preserve"> </w:t>
+      </w:r>
+      <w:r>
+        <w:rPr>
+          <w:rFonts w:ascii="Times New Roman" w:hAnsi="Times New Roman" w:cs="Times New Roman"/>
+          <w:sz w:val="28"/>
+          <w:szCs w:val="28"/>
+          <w:lang w:val="en-US"/>
+        </w:rPr>
+        <w:t>string</w:t>
+      </w:r>
+      <w:r>
+        <w:rPr>
+          <w:rFonts w:ascii="Times New Roman" w:hAnsi="Times New Roman" w:cs="Times New Roman"/>
+          <w:sz w:val="28"/>
+          <w:szCs w:val="28"/>
+        </w:rPr>
+        <w:t xml:space="preserve"> </w:t>
+      </w:r>
+      <w:r>
+        <w:rPr>
+          <w:rFonts w:ascii="Times New Roman" w:hAnsi="Times New Roman" w:cs="Times New Roman"/>
+          <w:sz w:val="28"/>
+          <w:szCs w:val="28"/>
+          <w:lang w:val="en-US"/>
+        </w:rPr>
+        <w:t>name</w:t>
+      </w:r>
+      <w:r>
+        <w:rPr>
+          <w:rFonts w:ascii="Times New Roman" w:hAnsi="Times New Roman" w:cs="Times New Roman"/>
+          <w:sz w:val="28"/>
+          <w:szCs w:val="28"/>
+        </w:rPr>
+        <w:t xml:space="preserve"> – Введенное пользователем название для запланированного события</w:t>
+      </w:r>
+    </w:p>
+    <w:p>
+      <w:pPr>
+        <w:spacing w:line="360" w:lineRule="auto"/>
+        <w:rPr>
+          <w:rFonts w:ascii="Times New Roman" w:hAnsi="Times New Roman" w:cs="Times New Roman"/>
+          <w:sz w:val="28"/>
+          <w:szCs w:val="28"/>
+        </w:rPr>
+      </w:pPr>
+      <w:r>
+        <w:rPr>
+          <w:rFonts w:ascii="Times New Roman" w:hAnsi="Times New Roman" w:cs="Times New Roman"/>
+          <w:sz w:val="28"/>
+          <w:szCs w:val="28"/>
+          <w:lang w:val="en-US"/>
+        </w:rPr>
+        <w:t>Public</w:t>
+      </w:r>
+      <w:r>
+        <w:rPr>
+          <w:rFonts w:ascii="Times New Roman" w:hAnsi="Times New Roman" w:cs="Times New Roman"/>
+          <w:sz w:val="28"/>
+          <w:szCs w:val="28"/>
+        </w:rPr>
+        <w:t xml:space="preserve"> </w:t>
+      </w:r>
+      <w:r>
+        <w:rPr>
+          <w:rFonts w:ascii="Times New Roman" w:hAnsi="Times New Roman" w:cs="Times New Roman"/>
+          <w:sz w:val="28"/>
+          <w:szCs w:val="28"/>
+          <w:lang w:val="en-US"/>
+        </w:rPr>
+        <w:t>DateTime</w:t>
+      </w:r>
+      <w:r>
+        <w:rPr>
+          <w:rFonts w:ascii="Times New Roman" w:hAnsi="Times New Roman" w:cs="Times New Roman"/>
+          <w:sz w:val="28"/>
+          <w:szCs w:val="28"/>
+        </w:rPr>
+        <w:t xml:space="preserve"> </w:t>
+      </w:r>
+      <w:r>
+        <w:rPr>
+          <w:rFonts w:ascii="Times New Roman" w:hAnsi="Times New Roman" w:cs="Times New Roman"/>
+          <w:sz w:val="28"/>
+          <w:szCs w:val="28"/>
+          <w:lang w:val="en-US"/>
+        </w:rPr>
+        <w:t>DandT</w:t>
+      </w:r>
+      <w:r>
+        <w:rPr>
+          <w:rFonts w:ascii="Times New Roman" w:hAnsi="Times New Roman" w:cs="Times New Roman"/>
+          <w:sz w:val="28"/>
+          <w:szCs w:val="28"/>
+        </w:rPr>
+        <w:t xml:space="preserve"> </w:t>
+      </w:r>
+      <w:r>
+        <w:rPr>
+          <w:rFonts w:ascii="Times New Roman" w:hAnsi="Times New Roman" w:cs="Times New Roman"/>
+          <w:sz w:val="28"/>
+          <w:szCs w:val="28"/>
+        </w:rPr>
+        <w:t>–</w:t>
+      </w:r>
+      <w:r>
+        <w:rPr>
+          <w:rFonts w:ascii="Times New Roman" w:hAnsi="Times New Roman" w:cs="Times New Roman"/>
+          <w:sz w:val="28"/>
+          <w:szCs w:val="28"/>
+        </w:rPr>
+        <w:t xml:space="preserve"> </w:t>
+      </w:r>
+      <w:r>
+        <w:rPr>
+          <w:rFonts w:ascii="Times New Roman" w:hAnsi="Times New Roman" w:cs="Times New Roman"/>
+          <w:sz w:val="28"/>
+          <w:szCs w:val="28"/>
+        </w:rPr>
+        <w:t>Дата и время для запланированного события</w:t>
+      </w:r>
+    </w:p>
+    <w:p>
+      <w:pPr>
+        <w:spacing w:line="360" w:lineRule="auto"/>
+        <w:rPr>
+          <w:rFonts w:ascii="Times New Roman" w:hAnsi="Times New Roman" w:cs="Times New Roman"/>
+          <w:sz w:val="28"/>
+          <w:szCs w:val="28"/>
+        </w:rPr>
+      </w:pPr>
+      <w:r>
+        <w:rPr>
+          <w:rFonts w:ascii="Times New Roman" w:hAnsi="Times New Roman" w:cs="Times New Roman"/>
+          <w:sz w:val="28"/>
+          <w:szCs w:val="28"/>
+          <w:lang w:val="en-US"/>
+        </w:rPr>
+        <w:t>Public</w:t>
+      </w:r>
+      <w:r>
+        <w:rPr>
+          <w:rFonts w:ascii="Times New Roman" w:hAnsi="Times New Roman" w:cs="Times New Roman"/>
+          <w:sz w:val="28"/>
+          <w:szCs w:val="28"/>
+        </w:rPr>
+        <w:t xml:space="preserve"> </w:t>
+      </w:r>
+      <w:r>
+        <w:rPr>
+          <w:rFonts w:ascii="Times New Roman" w:hAnsi="Times New Roman" w:cs="Times New Roman"/>
+          <w:sz w:val="28"/>
+          <w:szCs w:val="28"/>
+          <w:lang w:val="en-US"/>
+        </w:rPr>
+        <w:t>Boolean</w:t>
+      </w:r>
+      <w:r>
+        <w:rPr>
+          <w:rFonts w:ascii="Times New Roman" w:hAnsi="Times New Roman" w:cs="Times New Roman"/>
+          <w:sz w:val="28"/>
+          <w:szCs w:val="28"/>
+        </w:rPr>
+        <w:t xml:space="preserve"> </w:t>
+      </w:r>
+      <w:r>
+        <w:rPr>
+          <w:rFonts w:ascii="Times New Roman" w:hAnsi="Times New Roman" w:cs="Times New Roman"/>
+          <w:sz w:val="28"/>
+          <w:szCs w:val="28"/>
+          <w:lang w:val="en-US"/>
+        </w:rPr>
+        <w:t>EventI</w:t>
+      </w:r>
+      <w:r>
+        <w:rPr>
+          <w:rFonts w:ascii="Times New Roman" w:hAnsi="Times New Roman" w:cs="Times New Roman"/>
+          <w:sz w:val="28"/>
+          <w:szCs w:val="28"/>
+          <w:lang w:val="en-US"/>
+        </w:rPr>
+        <w:t>m</w:t>
+      </w:r>
+      <w:r>
+        <w:rPr>
+          <w:rFonts w:ascii="Times New Roman" w:hAnsi="Times New Roman" w:cs="Times New Roman"/>
+          <w:sz w:val="28"/>
+          <w:szCs w:val="28"/>
+          <w:lang w:val="en-US"/>
+        </w:rPr>
+        <w:t>portanse</w:t>
+      </w:r>
+      <w:r>
+        <w:rPr>
+          <w:rFonts w:ascii="Times New Roman" w:hAnsi="Times New Roman" w:cs="Times New Roman"/>
+          <w:sz w:val="28"/>
+          <w:szCs w:val="28"/>
+        </w:rPr>
+        <w:t xml:space="preserve"> – Отмечает важные и неважные события</w:t>
+      </w:r>
+    </w:p>
+    <w:p>
+      <w:pPr>
+        <w:spacing w:line="360" w:lineRule="auto"/>
+        <w:rPr>
+          <w:rFonts w:ascii="Times New Roman" w:hAnsi="Times New Roman" w:cs="Times New Roman"/>
+          <w:sz w:val="28"/>
+          <w:szCs w:val="28"/>
+        </w:rPr>
+      </w:pPr>
+      <w:r>
+        <w:rPr>
+          <w:rFonts w:ascii="Times New Roman" w:hAnsi="Times New Roman" w:cs="Times New Roman"/>
+          <w:sz w:val="28"/>
+          <w:szCs w:val="28"/>
+          <w:lang w:val="en-US"/>
+        </w:rPr>
+        <w:t>Public</w:t>
+      </w:r>
+      <w:r>
+        <w:rPr>
+          <w:rFonts w:ascii="Times New Roman" w:hAnsi="Times New Roman" w:cs="Times New Roman"/>
+          <w:sz w:val="28"/>
+          <w:szCs w:val="28"/>
+        </w:rPr>
+        <w:t xml:space="preserve"> </w:t>
+      </w:r>
+      <w:r>
+        <w:rPr>
+          <w:rFonts w:ascii="Times New Roman" w:hAnsi="Times New Roman" w:cs="Times New Roman"/>
+          <w:sz w:val="28"/>
+          <w:szCs w:val="28"/>
+          <w:lang w:val="en-US"/>
+        </w:rPr>
+        <w:t>string</w:t>
+      </w:r>
+      <w:r>
+        <w:rPr>
+          <w:rFonts w:ascii="Times New Roman" w:hAnsi="Times New Roman" w:cs="Times New Roman"/>
+          <w:sz w:val="28"/>
+          <w:szCs w:val="28"/>
+        </w:rPr>
+        <w:t xml:space="preserve"> </w:t>
+      </w:r>
+      <w:r>
+        <w:rPr>
+          <w:rFonts w:ascii="Times New Roman" w:hAnsi="Times New Roman" w:cs="Times New Roman"/>
+          <w:sz w:val="28"/>
+          <w:szCs w:val="28"/>
+          <w:lang w:val="en-US"/>
+        </w:rPr>
+        <w:t>T</w:t>
+      </w:r>
+      <w:r>
+        <w:rPr>
+          <w:rFonts w:ascii="Times New Roman" w:hAnsi="Times New Roman" w:cs="Times New Roman"/>
+          <w:sz w:val="28"/>
+          <w:szCs w:val="28"/>
+          <w:lang w:val="en-US"/>
+        </w:rPr>
+        <w:t>a</w:t>
+      </w:r>
+      <w:r>
+        <w:rPr>
+          <w:rFonts w:ascii="Times New Roman" w:hAnsi="Times New Roman" w:cs="Times New Roman"/>
+          <w:sz w:val="28"/>
+          <w:szCs w:val="28"/>
+          <w:lang w:val="en-US"/>
+        </w:rPr>
+        <w:t>sk</w:t>
+      </w:r>
+      <w:r>
+        <w:rPr>
+          <w:rFonts w:ascii="Times New Roman" w:hAnsi="Times New Roman" w:cs="Times New Roman"/>
+          <w:sz w:val="28"/>
+          <w:szCs w:val="28"/>
+          <w:lang w:val="en-US"/>
+        </w:rPr>
+        <w:t>Description</w:t>
+      </w:r>
+      <w:r>
+        <w:rPr>
+          <w:rFonts w:ascii="Times New Roman" w:hAnsi="Times New Roman" w:cs="Times New Roman"/>
+          <w:sz w:val="28"/>
+          <w:szCs w:val="28"/>
+        </w:rPr>
+        <w:t xml:space="preserve"> – Описание задачи и подзадачи</w:t>
+      </w:r>
+    </w:p>
+    <w:p>
+      <w:pPr>
+        <w:spacing w:line="360" w:lineRule="auto"/>
+        <w:rPr>
+          <w:rFonts w:ascii="Times New Roman" w:hAnsi="Times New Roman" w:cs="Times New Roman"/>
+          <w:sz w:val="28"/>
+          <w:szCs w:val="28"/>
+        </w:rPr>
+      </w:pPr>
+      <w:r>
+        <w:rPr>
+          <w:rFonts w:ascii="Times New Roman" w:hAnsi="Times New Roman" w:cs="Times New Roman"/>
+          <w:sz w:val="28"/>
+          <w:szCs w:val="28"/>
+          <w:lang w:val="en-US"/>
+        </w:rPr>
+        <w:t>Public</w:t>
+      </w:r>
+      <w:r>
+        <w:rPr>
+          <w:rFonts w:ascii="Times New Roman" w:hAnsi="Times New Roman" w:cs="Times New Roman"/>
+          <w:sz w:val="28"/>
+          <w:szCs w:val="28"/>
+        </w:rPr>
+        <w:t xml:space="preserve"> </w:t>
+      </w:r>
+      <w:r>
+        <w:rPr>
+          <w:rFonts w:ascii="Times New Roman" w:hAnsi="Times New Roman" w:cs="Times New Roman"/>
+          <w:sz w:val="28"/>
+          <w:szCs w:val="28"/>
+          <w:lang w:val="en-US"/>
+        </w:rPr>
+        <w:t>list</w:t>
+      </w:r>
+      <w:r>
+        <w:rPr>
+          <w:rFonts w:ascii="Times New Roman" w:hAnsi="Times New Roman" w:cs="Times New Roman"/>
+          <w:sz w:val="28"/>
+          <w:szCs w:val="28"/>
+        </w:rPr>
+        <w:t xml:space="preserve"> &lt;</w:t>
+      </w:r>
+      <w:r>
+        <w:rPr>
+          <w:rFonts w:ascii="Times New Roman" w:hAnsi="Times New Roman" w:cs="Times New Roman"/>
+          <w:sz w:val="28"/>
+          <w:szCs w:val="28"/>
+          <w:lang w:val="en-US"/>
+        </w:rPr>
+        <w:t>Task</w:t>
+      </w:r>
+      <w:r>
+        <w:rPr>
+          <w:rFonts w:ascii="Times New Roman" w:hAnsi="Times New Roman" w:cs="Times New Roman"/>
+          <w:sz w:val="28"/>
+          <w:szCs w:val="28"/>
+        </w:rPr>
+        <w:t>&gt;</w:t>
+      </w:r>
+      <w:r>
+        <w:rPr>
+          <w:rFonts w:ascii="Times New Roman" w:hAnsi="Times New Roman" w:cs="Times New Roman"/>
+          <w:sz w:val="28"/>
+          <w:szCs w:val="28"/>
+        </w:rPr>
+        <w:t xml:space="preserve"> </w:t>
+      </w:r>
+      <w:proofErr w:type="gramStart"/>
+      <w:r>
+        <w:rPr>
+          <w:rFonts w:ascii="Times New Roman" w:hAnsi="Times New Roman" w:cs="Times New Roman"/>
+          <w:sz w:val="28"/>
+          <w:szCs w:val="28"/>
+          <w:lang w:val="en-US"/>
+        </w:rPr>
+        <w:t>SubTasks</w:t>
+      </w:r>
+      <w:r>
+        <w:rPr>
+          <w:rFonts w:ascii="Times New Roman" w:hAnsi="Times New Roman" w:cs="Times New Roman"/>
+          <w:sz w:val="28"/>
+          <w:szCs w:val="28"/>
+        </w:rPr>
+        <w:t xml:space="preserve"> </w:t>
+      </w:r>
+      <w:r>
+        <w:rPr>
+          <w:rFonts w:ascii="Times New Roman" w:hAnsi="Times New Roman" w:cs="Times New Roman"/>
+          <w:sz w:val="28"/>
+          <w:szCs w:val="28"/>
+        </w:rPr>
+        <w:t xml:space="preserve"> –</w:t>
+      </w:r>
+      <w:proofErr w:type="gramEnd"/>
+      <w:r>
+        <w:rPr>
+          <w:rFonts w:ascii="Times New Roman" w:hAnsi="Times New Roman" w:cs="Times New Roman"/>
+          <w:sz w:val="28"/>
+          <w:szCs w:val="28"/>
+        </w:rPr>
+        <w:t xml:space="preserve"> </w:t>
+      </w:r>
+      <w:r>
+        <w:rPr>
+          <w:rFonts w:ascii="Times New Roman" w:hAnsi="Times New Roman" w:cs="Times New Roman"/>
+          <w:sz w:val="28"/>
+          <w:szCs w:val="28"/>
+        </w:rPr>
+        <w:t>Список задач в определенном событии</w:t>
+      </w:r>
+    </w:p>
+    <w:p>
+      <w:pPr>
+        <w:spacing w:line="360" w:lineRule="auto"/>
+        <w:rPr>
+          <w:rFonts w:ascii="Times New Roman" w:hAnsi="Times New Roman" w:cs="Times New Roman"/>
+          <w:sz w:val="28"/>
+          <w:szCs w:val="28"/>
+        </w:rPr>
+      </w:pPr>
+      <w:r>
+        <w:rPr>
+          <w:rFonts w:ascii="Times New Roman" w:hAnsi="Times New Roman" w:cs="Times New Roman"/>
+          <w:sz w:val="28"/>
+          <w:szCs w:val="28"/>
+          <w:lang w:val="en-US"/>
+        </w:rPr>
+        <w:t>Public</w:t>
+      </w:r>
+      <w:r>
+        <w:rPr>
+          <w:rFonts w:ascii="Times New Roman" w:hAnsi="Times New Roman" w:cs="Times New Roman"/>
+          <w:sz w:val="28"/>
+          <w:szCs w:val="28"/>
+        </w:rPr>
+        <w:t xml:space="preserve"> </w:t>
+      </w:r>
+      <w:r>
+        <w:rPr>
+          <w:rFonts w:ascii="Times New Roman" w:hAnsi="Times New Roman" w:cs="Times New Roman"/>
+          <w:sz w:val="28"/>
+          <w:szCs w:val="28"/>
+          <w:lang w:val="en-US"/>
+        </w:rPr>
+        <w:t>int</w:t>
+      </w:r>
+      <w:r>
+        <w:rPr>
+          <w:rFonts w:ascii="Times New Roman" w:hAnsi="Times New Roman" w:cs="Times New Roman"/>
+          <w:sz w:val="28"/>
+          <w:szCs w:val="28"/>
+        </w:rPr>
+        <w:t xml:space="preserve"> </w:t>
+      </w:r>
+      <w:r>
+        <w:rPr>
+          <w:rFonts w:ascii="Times New Roman" w:hAnsi="Times New Roman" w:cs="Times New Roman"/>
+          <w:sz w:val="28"/>
+          <w:szCs w:val="28"/>
+          <w:lang w:val="en-US"/>
+        </w:rPr>
+        <w:t>SubTask</w:t>
+      </w:r>
+      <w:r>
+        <w:rPr>
+          <w:rFonts w:ascii="Times New Roman" w:hAnsi="Times New Roman" w:cs="Times New Roman"/>
+          <w:sz w:val="28"/>
+          <w:szCs w:val="28"/>
+        </w:rPr>
+        <w:t xml:space="preserve"> </w:t>
+      </w:r>
+      <w:r>
+        <w:rPr>
+          <w:rFonts w:ascii="Times New Roman" w:hAnsi="Times New Roman" w:cs="Times New Roman"/>
+          <w:sz w:val="28"/>
+          <w:szCs w:val="28"/>
+          <w:lang w:val="en-US"/>
+        </w:rPr>
+        <w:t>id</w:t>
+      </w:r>
+      <w:r>
+        <w:rPr>
+          <w:rFonts w:ascii="Times New Roman" w:hAnsi="Times New Roman" w:cs="Times New Roman"/>
+          <w:sz w:val="28"/>
+          <w:szCs w:val="28"/>
+        </w:rPr>
+        <w:t xml:space="preserve"> – </w:t>
+      </w:r>
+      <w:r>
+        <w:rPr>
+          <w:rFonts w:ascii="Times New Roman" w:hAnsi="Times New Roman" w:cs="Times New Roman"/>
+          <w:sz w:val="28"/>
+          <w:szCs w:val="28"/>
+        </w:rPr>
+        <w:t>уникальный</w:t>
+      </w:r>
+      <w:r>
+        <w:rPr>
+          <w:rFonts w:ascii="Times New Roman" w:hAnsi="Times New Roman" w:cs="Times New Roman"/>
+          <w:sz w:val="28"/>
+          <w:szCs w:val="28"/>
+        </w:rPr>
+        <w:t xml:space="preserve"> </w:t>
+      </w:r>
+      <w:r>
+        <w:rPr>
+          <w:rFonts w:ascii="Times New Roman" w:hAnsi="Times New Roman" w:cs="Times New Roman"/>
+          <w:sz w:val="28"/>
+          <w:szCs w:val="28"/>
+        </w:rPr>
+        <w:t>идентификатор подзадачи</w:t>
+      </w:r>
+    </w:p>
+    <w:p>
+      <w:pPr>
+        <w:spacing w:line="360" w:lineRule="auto"/>
+        <w:rPr>
+          <w:rFonts w:ascii="Times New Roman" w:hAnsi="Times New Roman" w:cs="Times New Roman"/>
+          <w:sz w:val="28"/>
+          <w:szCs w:val="28"/>
+          <w:lang w:val="en-US"/>
+        </w:rPr>
+      </w:pPr>
+      <w:r>
+        <w:rPr>
+          <w:rFonts w:ascii="Times New Roman" w:hAnsi="Times New Roman" w:cs="Times New Roman"/>
+          <w:sz w:val="28"/>
+          <w:szCs w:val="28"/>
+        </w:rPr>
+        <w:t>Сигнатуры</w:t>
+      </w:r>
+      <w:r>
+        <w:rPr>
+          <w:rFonts w:ascii="Times New Roman" w:hAnsi="Times New Roman" w:cs="Times New Roman"/>
+          <w:sz w:val="28"/>
+          <w:szCs w:val="28"/>
+          <w:lang w:val="en-US"/>
+        </w:rPr>
+        <w:t xml:space="preserve"> </w:t>
+      </w:r>
+      <w:r>
+        <w:rPr>
+          <w:rFonts w:ascii="Times New Roman" w:hAnsi="Times New Roman" w:cs="Times New Roman"/>
+          <w:sz w:val="28"/>
+          <w:szCs w:val="28"/>
+        </w:rPr>
+        <w:t>методов</w:t>
+      </w:r>
+      <w:r>
+        <w:rPr>
+          <w:rFonts w:ascii="Times New Roman" w:hAnsi="Times New Roman" w:cs="Times New Roman"/>
+          <w:sz w:val="28"/>
+          <w:szCs w:val="28"/>
+          <w:lang w:val="en-US"/>
+        </w:rPr>
+        <w:t>:</w:t>
+      </w:r>
+    </w:p>
+    <w:p>
+      <w:pPr>
+        <w:spacing w:line="360" w:lineRule="auto"/>
+        <w:rPr>
+          <w:rFonts w:ascii="Times New Roman" w:hAnsi="Times New Roman" w:cs="Times New Roman"/>
+          <w:sz w:val="28"/>
+          <w:szCs w:val="28"/>
+          <w:lang w:val="en-US"/>
+        </w:rPr>
+      </w:pPr>
+      <w:proofErr w:type="gramStart"/>
+      <w:r>
+        <w:rPr>
+          <w:rFonts w:ascii="Times New Roman" w:hAnsi="Times New Roman" w:cs="Times New Roman"/>
+          <w:sz w:val="28"/>
+          <w:szCs w:val="28"/>
+          <w:lang w:val="en-US"/>
+        </w:rPr>
+        <w:lastRenderedPageBreak/>
+        <w:t>EventTask(</w:t>
+      </w:r>
+      <w:proofErr w:type="gramEnd"/>
+      <w:r>
+        <w:rPr>
+          <w:rFonts w:ascii="Times New Roman" w:hAnsi="Times New Roman" w:cs="Times New Roman"/>
+          <w:sz w:val="28"/>
+          <w:szCs w:val="28"/>
+          <w:lang w:val="en-US"/>
+        </w:rPr>
+        <w:t xml:space="preserve">int id, string name, DateTime DandD, Boolean </w:t>
+      </w:r>
+      <w:proofErr w:type="gramStart"/>
+      <w:r>
+        <w:rPr>
+          <w:rFonts w:ascii="Times New Roman" w:hAnsi="Times New Roman" w:cs="Times New Roman"/>
+          <w:sz w:val="28"/>
+          <w:szCs w:val="28"/>
+          <w:lang w:val="en-US"/>
+        </w:rPr>
+        <w:t>EventImportanse,  string</w:t>
+      </w:r>
+      <w:proofErr w:type="gramEnd"/>
+      <w:r>
+        <w:rPr>
+          <w:rFonts w:ascii="Times New Roman" w:hAnsi="Times New Roman" w:cs="Times New Roman"/>
+          <w:sz w:val="28"/>
+          <w:szCs w:val="28"/>
+          <w:lang w:val="en-US"/>
+        </w:rPr>
+        <w:t xml:space="preserve"> TaskDescription,</w:t>
+      </w:r>
+      <w:r>
+        <w:rPr>
+          <w:rFonts w:ascii="Times New Roman" w:hAnsi="Times New Roman" w:cs="Times New Roman"/>
+          <w:sz w:val="28"/>
+          <w:szCs w:val="28"/>
+          <w:lang w:val="en-US"/>
+        </w:rPr>
+        <w:t xml:space="preserve"> list &lt;Task&gt; SubTasks) </w:t>
+      </w:r>
+      <w:r>
+        <w:rPr>
+          <w:rFonts w:ascii="Times New Roman" w:hAnsi="Times New Roman" w:cs="Times New Roman"/>
+          <w:sz w:val="28"/>
+          <w:szCs w:val="28"/>
+          <w:lang w:val="en-US"/>
+        </w:rPr>
+        <w:t>–</w:t>
+      </w:r>
+      <w:r>
+        <w:rPr>
+          <w:rFonts w:ascii="Times New Roman" w:hAnsi="Times New Roman" w:cs="Times New Roman"/>
+          <w:sz w:val="28"/>
+          <w:szCs w:val="28"/>
+          <w:lang w:val="en-US"/>
+        </w:rPr>
+        <w:t xml:space="preserve"> </w:t>
+      </w:r>
+      <w:r>
+        <w:rPr>
+          <w:rFonts w:ascii="Times New Roman" w:hAnsi="Times New Roman" w:cs="Times New Roman"/>
+          <w:sz w:val="28"/>
+          <w:szCs w:val="28"/>
+        </w:rPr>
+        <w:t>Конструктор</w:t>
+      </w:r>
+      <w:r>
+        <w:rPr>
+          <w:rFonts w:ascii="Times New Roman" w:hAnsi="Times New Roman" w:cs="Times New Roman"/>
+          <w:sz w:val="28"/>
+          <w:szCs w:val="28"/>
+          <w:lang w:val="en-US"/>
+        </w:rPr>
+        <w:t xml:space="preserve"> </w:t>
+      </w:r>
+      <w:r>
+        <w:rPr>
+          <w:rFonts w:ascii="Times New Roman" w:hAnsi="Times New Roman" w:cs="Times New Roman"/>
+          <w:sz w:val="28"/>
+          <w:szCs w:val="28"/>
+        </w:rPr>
+        <w:t>позволяет</w:t>
+      </w:r>
+      <w:r>
+        <w:rPr>
+          <w:rFonts w:ascii="Times New Roman" w:hAnsi="Times New Roman" w:cs="Times New Roman"/>
+          <w:sz w:val="28"/>
+          <w:szCs w:val="28"/>
+          <w:lang w:val="en-US"/>
+        </w:rPr>
+        <w:t xml:space="preserve"> </w:t>
+      </w:r>
+      <w:r>
+        <w:rPr>
+          <w:rFonts w:ascii="Times New Roman" w:hAnsi="Times New Roman" w:cs="Times New Roman"/>
+          <w:sz w:val="28"/>
+          <w:szCs w:val="28"/>
+        </w:rPr>
+        <w:t>выбрать</w:t>
+      </w:r>
+      <w:r>
+        <w:rPr>
+          <w:rFonts w:ascii="Times New Roman" w:hAnsi="Times New Roman" w:cs="Times New Roman"/>
+          <w:sz w:val="28"/>
+          <w:szCs w:val="28"/>
+          <w:lang w:val="en-US"/>
+        </w:rPr>
+        <w:t xml:space="preserve"> </w:t>
+      </w:r>
+      <w:r>
+        <w:rPr>
+          <w:rFonts w:ascii="Times New Roman" w:hAnsi="Times New Roman" w:cs="Times New Roman"/>
+          <w:sz w:val="28"/>
+          <w:szCs w:val="28"/>
+        </w:rPr>
+        <w:t>и</w:t>
+      </w:r>
+      <w:r>
+        <w:rPr>
+          <w:rFonts w:ascii="Times New Roman" w:hAnsi="Times New Roman" w:cs="Times New Roman"/>
+          <w:sz w:val="28"/>
+          <w:szCs w:val="28"/>
+          <w:lang w:val="en-US"/>
+        </w:rPr>
+        <w:t xml:space="preserve"> </w:t>
+      </w:r>
+      <w:r>
+        <w:rPr>
+          <w:rFonts w:ascii="Times New Roman" w:hAnsi="Times New Roman" w:cs="Times New Roman"/>
+          <w:sz w:val="28"/>
+          <w:szCs w:val="28"/>
+        </w:rPr>
+        <w:t>инициализировать</w:t>
+      </w:r>
+      <w:r>
+        <w:rPr>
+          <w:rFonts w:ascii="Times New Roman" w:hAnsi="Times New Roman" w:cs="Times New Roman"/>
+          <w:sz w:val="28"/>
+          <w:szCs w:val="28"/>
+          <w:lang w:val="en-US"/>
+        </w:rPr>
+        <w:t xml:space="preserve"> </w:t>
+      </w:r>
+      <w:r>
+        <w:rPr>
+          <w:rFonts w:ascii="Times New Roman" w:hAnsi="Times New Roman" w:cs="Times New Roman"/>
+          <w:sz w:val="28"/>
+          <w:szCs w:val="28"/>
+        </w:rPr>
+        <w:t>новую</w:t>
+      </w:r>
+      <w:r>
+        <w:rPr>
+          <w:rFonts w:ascii="Times New Roman" w:hAnsi="Times New Roman" w:cs="Times New Roman"/>
+          <w:sz w:val="28"/>
+          <w:szCs w:val="28"/>
+          <w:lang w:val="en-US"/>
+        </w:rPr>
+        <w:t xml:space="preserve"> </w:t>
+      </w:r>
+      <w:r>
+        <w:rPr>
+          <w:rFonts w:ascii="Times New Roman" w:hAnsi="Times New Roman" w:cs="Times New Roman"/>
+          <w:sz w:val="28"/>
+          <w:szCs w:val="28"/>
+        </w:rPr>
+        <w:t>задачу</w:t>
+      </w:r>
+      <w:r>
+        <w:rPr>
+          <w:rFonts w:ascii="Times New Roman" w:hAnsi="Times New Roman" w:cs="Times New Roman"/>
+          <w:sz w:val="28"/>
+          <w:szCs w:val="28"/>
+          <w:lang w:val="en-US"/>
+        </w:rPr>
+        <w:t>,</w:t>
+      </w:r>
+      <w:r>
+        <w:rPr>
+          <w:rFonts w:ascii="Times New Roman" w:hAnsi="Times New Roman" w:cs="Times New Roman"/>
+          <w:sz w:val="28"/>
+          <w:szCs w:val="28"/>
+          <w:lang w:val="en-US"/>
+        </w:rPr>
+        <w:t xml:space="preserve"> </w:t>
+      </w:r>
+      <w:r>
+        <w:rPr>
+          <w:rFonts w:ascii="Times New Roman" w:hAnsi="Times New Roman" w:cs="Times New Roman"/>
+          <w:sz w:val="28"/>
+          <w:szCs w:val="28"/>
+        </w:rPr>
+        <w:t>выбрать</w:t>
+      </w:r>
+      <w:r>
+        <w:rPr>
+          <w:rFonts w:ascii="Times New Roman" w:hAnsi="Times New Roman" w:cs="Times New Roman"/>
+          <w:sz w:val="28"/>
+          <w:szCs w:val="28"/>
+          <w:lang w:val="en-US"/>
+        </w:rPr>
+        <w:t xml:space="preserve"> </w:t>
+      </w:r>
+      <w:r>
+        <w:rPr>
+          <w:rFonts w:ascii="Times New Roman" w:hAnsi="Times New Roman" w:cs="Times New Roman"/>
+          <w:sz w:val="28"/>
+          <w:szCs w:val="28"/>
+        </w:rPr>
+        <w:t>ей</w:t>
+      </w:r>
+      <w:r>
+        <w:rPr>
+          <w:rFonts w:ascii="Times New Roman" w:hAnsi="Times New Roman" w:cs="Times New Roman"/>
+          <w:sz w:val="28"/>
+          <w:szCs w:val="28"/>
+          <w:lang w:val="en-US"/>
+        </w:rPr>
+        <w:t xml:space="preserve"> </w:t>
+      </w:r>
+      <w:r>
+        <w:rPr>
+          <w:rFonts w:ascii="Times New Roman" w:hAnsi="Times New Roman" w:cs="Times New Roman"/>
+          <w:sz w:val="28"/>
+          <w:szCs w:val="28"/>
+        </w:rPr>
+        <w:t>период</w:t>
+      </w:r>
+      <w:r>
+        <w:rPr>
+          <w:rFonts w:ascii="Times New Roman" w:hAnsi="Times New Roman" w:cs="Times New Roman"/>
+          <w:sz w:val="28"/>
+          <w:szCs w:val="28"/>
+          <w:lang w:val="en-US"/>
+        </w:rPr>
+        <w:t xml:space="preserve"> </w:t>
+      </w:r>
+      <w:proofErr w:type="gramStart"/>
+      <w:r>
+        <w:rPr>
+          <w:rFonts w:ascii="Times New Roman" w:hAnsi="Times New Roman" w:cs="Times New Roman"/>
+          <w:sz w:val="28"/>
+          <w:szCs w:val="28"/>
+        </w:rPr>
+        <w:t>времени</w:t>
+      </w:r>
+      <w:r>
+        <w:rPr>
+          <w:rFonts w:ascii="Times New Roman" w:hAnsi="Times New Roman" w:cs="Times New Roman"/>
+          <w:sz w:val="28"/>
+          <w:szCs w:val="28"/>
+          <w:lang w:val="en-US"/>
+        </w:rPr>
+        <w:t>,</w:t>
+      </w:r>
+      <w:r>
+        <w:rPr>
+          <w:rFonts w:ascii="Times New Roman" w:hAnsi="Times New Roman" w:cs="Times New Roman"/>
+          <w:sz w:val="28"/>
+          <w:szCs w:val="28"/>
+        </w:rPr>
+        <w:t>дать</w:t>
+      </w:r>
+      <w:proofErr w:type="gramEnd"/>
+      <w:r>
+        <w:rPr>
+          <w:rFonts w:ascii="Times New Roman" w:hAnsi="Times New Roman" w:cs="Times New Roman"/>
+          <w:sz w:val="28"/>
+          <w:szCs w:val="28"/>
+          <w:lang w:val="en-US"/>
+        </w:rPr>
+        <w:t xml:space="preserve"> </w:t>
+      </w:r>
+      <w:r>
+        <w:rPr>
+          <w:rFonts w:ascii="Times New Roman" w:hAnsi="Times New Roman" w:cs="Times New Roman"/>
+          <w:sz w:val="28"/>
+          <w:szCs w:val="28"/>
+        </w:rPr>
+        <w:t>ей</w:t>
+      </w:r>
+      <w:r>
+        <w:rPr>
+          <w:rFonts w:ascii="Times New Roman" w:hAnsi="Times New Roman" w:cs="Times New Roman"/>
+          <w:sz w:val="28"/>
+          <w:szCs w:val="28"/>
+          <w:lang w:val="en-US"/>
+        </w:rPr>
+        <w:t xml:space="preserve"> </w:t>
+      </w:r>
+      <w:r>
+        <w:rPr>
+          <w:rFonts w:ascii="Times New Roman" w:hAnsi="Times New Roman" w:cs="Times New Roman"/>
+          <w:sz w:val="28"/>
+          <w:szCs w:val="28"/>
+        </w:rPr>
+        <w:t>название</w:t>
+      </w:r>
+      <w:r>
+        <w:rPr>
+          <w:rFonts w:ascii="Times New Roman" w:hAnsi="Times New Roman" w:cs="Times New Roman"/>
+          <w:sz w:val="28"/>
+          <w:szCs w:val="28"/>
+          <w:lang w:val="en-US"/>
+        </w:rPr>
+        <w:t xml:space="preserve"> </w:t>
+      </w:r>
+      <w:r>
+        <w:rPr>
+          <w:rFonts w:ascii="Times New Roman" w:hAnsi="Times New Roman" w:cs="Times New Roman"/>
+          <w:sz w:val="28"/>
+          <w:szCs w:val="28"/>
+        </w:rPr>
+        <w:t>и</w:t>
+      </w:r>
+      <w:r>
+        <w:rPr>
+          <w:rFonts w:ascii="Times New Roman" w:hAnsi="Times New Roman" w:cs="Times New Roman"/>
+          <w:sz w:val="28"/>
+          <w:szCs w:val="28"/>
+          <w:lang w:val="en-US"/>
+        </w:rPr>
+        <w:t xml:space="preserve"> </w:t>
+      </w:r>
+      <w:r>
+        <w:rPr>
+          <w:rFonts w:ascii="Times New Roman" w:hAnsi="Times New Roman" w:cs="Times New Roman"/>
+          <w:sz w:val="28"/>
+          <w:szCs w:val="28"/>
+        </w:rPr>
+        <w:t>задать</w:t>
+      </w:r>
+      <w:r>
+        <w:rPr>
+          <w:rFonts w:ascii="Times New Roman" w:hAnsi="Times New Roman" w:cs="Times New Roman"/>
+          <w:sz w:val="28"/>
+          <w:szCs w:val="28"/>
+          <w:lang w:val="en-US"/>
+        </w:rPr>
+        <w:t xml:space="preserve"> </w:t>
+      </w:r>
+      <w:r>
+        <w:rPr>
+          <w:rFonts w:ascii="Times New Roman" w:hAnsi="Times New Roman" w:cs="Times New Roman"/>
+          <w:sz w:val="28"/>
+          <w:szCs w:val="28"/>
+        </w:rPr>
+        <w:t>количество</w:t>
+      </w:r>
+      <w:r>
+        <w:rPr>
+          <w:rFonts w:ascii="Times New Roman" w:hAnsi="Times New Roman" w:cs="Times New Roman"/>
+          <w:sz w:val="28"/>
+          <w:szCs w:val="28"/>
+          <w:lang w:val="en-US"/>
+        </w:rPr>
+        <w:t xml:space="preserve"> </w:t>
+      </w:r>
+      <w:proofErr w:type="gramStart"/>
+      <w:r>
+        <w:rPr>
+          <w:rFonts w:ascii="Times New Roman" w:hAnsi="Times New Roman" w:cs="Times New Roman"/>
+          <w:sz w:val="28"/>
+          <w:szCs w:val="28"/>
+        </w:rPr>
+        <w:t>подазадач</w:t>
+      </w:r>
+      <w:r>
+        <w:rPr>
+          <w:rFonts w:ascii="Times New Roman" w:hAnsi="Times New Roman" w:cs="Times New Roman"/>
+          <w:sz w:val="28"/>
+          <w:szCs w:val="28"/>
+          <w:lang w:val="en-US"/>
+        </w:rPr>
+        <w:t>,</w:t>
+      </w:r>
+      <w:r>
+        <w:rPr>
+          <w:rFonts w:ascii="Times New Roman" w:hAnsi="Times New Roman" w:cs="Times New Roman"/>
+          <w:sz w:val="28"/>
+          <w:szCs w:val="28"/>
+        </w:rPr>
+        <w:t>он</w:t>
+      </w:r>
+      <w:proofErr w:type="gramEnd"/>
+      <w:r>
+        <w:rPr>
+          <w:rFonts w:ascii="Times New Roman" w:hAnsi="Times New Roman" w:cs="Times New Roman"/>
+          <w:sz w:val="28"/>
+          <w:szCs w:val="28"/>
+          <w:lang w:val="en-US"/>
+        </w:rPr>
+        <w:t xml:space="preserve"> </w:t>
+      </w:r>
+      <w:r>
+        <w:rPr>
+          <w:rFonts w:ascii="Times New Roman" w:hAnsi="Times New Roman" w:cs="Times New Roman"/>
+          <w:sz w:val="28"/>
+          <w:szCs w:val="28"/>
+        </w:rPr>
+        <w:t>также</w:t>
+      </w:r>
+      <w:r>
+        <w:rPr>
+          <w:rFonts w:ascii="Times New Roman" w:hAnsi="Times New Roman" w:cs="Times New Roman"/>
+          <w:sz w:val="28"/>
+          <w:szCs w:val="28"/>
+          <w:lang w:val="en-US"/>
+        </w:rPr>
+        <w:t xml:space="preserve"> </w:t>
+      </w:r>
+      <w:r>
+        <w:rPr>
+          <w:rFonts w:ascii="Times New Roman" w:hAnsi="Times New Roman" w:cs="Times New Roman"/>
+          <w:sz w:val="28"/>
+          <w:szCs w:val="28"/>
+        </w:rPr>
+        <w:t>присваивает</w:t>
+      </w:r>
+      <w:r>
+        <w:rPr>
+          <w:rFonts w:ascii="Times New Roman" w:hAnsi="Times New Roman" w:cs="Times New Roman"/>
+          <w:sz w:val="28"/>
+          <w:szCs w:val="28"/>
+          <w:lang w:val="en-US"/>
+        </w:rPr>
+        <w:t xml:space="preserve"> </w:t>
+      </w:r>
+      <w:r>
+        <w:rPr>
+          <w:rFonts w:ascii="Times New Roman" w:hAnsi="Times New Roman" w:cs="Times New Roman"/>
+          <w:sz w:val="28"/>
+          <w:szCs w:val="28"/>
+        </w:rPr>
+        <w:t>ей</w:t>
+      </w:r>
+      <w:r>
+        <w:rPr>
+          <w:rFonts w:ascii="Times New Roman" w:hAnsi="Times New Roman" w:cs="Times New Roman"/>
+          <w:sz w:val="28"/>
+          <w:szCs w:val="28"/>
+          <w:lang w:val="en-US"/>
+        </w:rPr>
+        <w:t xml:space="preserve"> </w:t>
+      </w:r>
+      <w:r>
+        <w:rPr>
+          <w:rFonts w:ascii="Times New Roman" w:hAnsi="Times New Roman" w:cs="Times New Roman"/>
+          <w:sz w:val="28"/>
+          <w:szCs w:val="28"/>
+        </w:rPr>
+        <w:t>и</w:t>
+      </w:r>
+      <w:r>
+        <w:rPr>
+          <w:rFonts w:ascii="Times New Roman" w:hAnsi="Times New Roman" w:cs="Times New Roman"/>
+          <w:sz w:val="28"/>
+          <w:szCs w:val="28"/>
+          <w:lang w:val="en-US"/>
+        </w:rPr>
+        <w:t xml:space="preserve"> </w:t>
+      </w:r>
+      <w:r>
+        <w:rPr>
+          <w:rFonts w:ascii="Times New Roman" w:hAnsi="Times New Roman" w:cs="Times New Roman"/>
+          <w:sz w:val="28"/>
+          <w:szCs w:val="28"/>
+        </w:rPr>
+        <w:t>всем</w:t>
+      </w:r>
+      <w:r>
+        <w:rPr>
+          <w:rFonts w:ascii="Times New Roman" w:hAnsi="Times New Roman" w:cs="Times New Roman"/>
+          <w:sz w:val="28"/>
+          <w:szCs w:val="28"/>
+          <w:lang w:val="en-US"/>
+        </w:rPr>
+        <w:t xml:space="preserve"> </w:t>
+      </w:r>
+      <w:r>
+        <w:rPr>
+          <w:rFonts w:ascii="Times New Roman" w:hAnsi="Times New Roman" w:cs="Times New Roman"/>
+          <w:sz w:val="28"/>
+          <w:szCs w:val="28"/>
+        </w:rPr>
+        <w:t>ее</w:t>
+      </w:r>
+      <w:r>
+        <w:rPr>
+          <w:rFonts w:ascii="Times New Roman" w:hAnsi="Times New Roman" w:cs="Times New Roman"/>
+          <w:sz w:val="28"/>
+          <w:szCs w:val="28"/>
+          <w:lang w:val="en-US"/>
+        </w:rPr>
+        <w:t xml:space="preserve"> </w:t>
+      </w:r>
+      <w:r>
+        <w:rPr>
+          <w:rFonts w:ascii="Times New Roman" w:hAnsi="Times New Roman" w:cs="Times New Roman"/>
+          <w:sz w:val="28"/>
+          <w:szCs w:val="28"/>
+        </w:rPr>
+        <w:t>подзадачам</w:t>
+      </w:r>
+      <w:r>
+        <w:rPr>
+          <w:rFonts w:ascii="Times New Roman" w:hAnsi="Times New Roman" w:cs="Times New Roman"/>
+          <w:sz w:val="28"/>
+          <w:szCs w:val="28"/>
+          <w:lang w:val="en-US"/>
+        </w:rPr>
+        <w:t xml:space="preserve"> </w:t>
+      </w:r>
+      <w:r>
+        <w:rPr>
+          <w:rFonts w:ascii="Times New Roman" w:hAnsi="Times New Roman" w:cs="Times New Roman"/>
+          <w:sz w:val="28"/>
+          <w:szCs w:val="28"/>
+        </w:rPr>
+        <w:t>уникальный</w:t>
+      </w:r>
+      <w:r>
+        <w:rPr>
+          <w:rFonts w:ascii="Times New Roman" w:hAnsi="Times New Roman" w:cs="Times New Roman"/>
+          <w:sz w:val="28"/>
+          <w:szCs w:val="28"/>
+          <w:lang w:val="en-US"/>
+        </w:rPr>
+        <w:t xml:space="preserve"> </w:t>
+      </w:r>
+      <w:r>
+        <w:rPr>
+          <w:rFonts w:ascii="Times New Roman" w:hAnsi="Times New Roman" w:cs="Times New Roman"/>
+          <w:sz w:val="28"/>
+          <w:szCs w:val="28"/>
+        </w:rPr>
+        <w:t>идентификатор</w:t>
+      </w:r>
+      <w:r>
+        <w:rPr>
+          <w:rFonts w:ascii="Times New Roman" w:hAnsi="Times New Roman" w:cs="Times New Roman"/>
+          <w:sz w:val="28"/>
+          <w:szCs w:val="28"/>
+          <w:lang w:val="en-US"/>
+        </w:rPr>
+        <w:t>.</w:t>
+      </w:r>
+    </w:p>
+    <w:p>
+      <w:pPr>
+        <w:spacing w:line="360" w:lineRule="auto"/>
+        <w:rPr>
+          <w:rFonts w:ascii="Times New Roman" w:hAnsi="Times New Roman" w:cs="Times New Roman"/>
+          <w:sz w:val="28"/>
+          <w:szCs w:val="28"/>
+          <w:lang w:val="en-US"/>
+        </w:rPr>
+      </w:pPr>
+    </w:p>
+    <w:p>
+      <w:pPr>
+        <w:spacing w:line="360" w:lineRule="auto"/>
+        <w:rPr>
+          <w:rFonts w:ascii="Times New Roman" w:hAnsi="Times New Roman" w:cs="Times New Roman"/>
           <w:sz w:val="24"/>
           <w:szCs w:val="24"/>
-        </w:rPr>
-      </w:pPr>
-      <w:r>
-        <w:rPr>
-          <w:rFonts w:ascii="Times New Roman" w:hAnsi="Times New Roman" w:cs="Times New Roman"/>
-          <w:sz w:val="24"/>
-          <w:szCs w:val="24"/>
-        </w:rPr>
-        <w:t>Подтверждение успешного добавления события</w:t>
-      </w:r>
-    </w:p>
-    <w:p>
-      <w:pPr>
-        <w:spacing w:line="360" w:lineRule="auto"/>
-        <w:rPr>
-          <w:rFonts w:ascii="Times New Roman" w:hAnsi="Times New Roman" w:cs="Times New Roman"/>
-          <w:sz w:val="24"/>
-          <w:szCs w:val="24"/>
-        </w:rPr>
-      </w:pPr>
-      <w:r>
-        <w:rPr>
-          <w:rFonts w:ascii="Times New Roman" w:hAnsi="Times New Roman" w:cs="Times New Roman"/>
-          <w:sz w:val="24"/>
-          <w:szCs w:val="24"/>
-        </w:rPr>
-        <w:t xml:space="preserve">2.Класс </w:t>
-      </w:r>
-      <w:r>
-        <w:rPr>
-          <w:rFonts w:ascii="Times New Roman" w:hAnsi="Times New Roman" w:cs="Times New Roman"/>
-          <w:sz w:val="24"/>
-          <w:szCs w:val="24"/>
-        </w:rPr>
-        <w:t>“</w:t>
-      </w:r>
-      <w:r>
-        <w:rPr>
-          <w:rFonts w:ascii="Times New Roman" w:hAnsi="Times New Roman" w:cs="Times New Roman"/>
-          <w:sz w:val="24"/>
-          <w:szCs w:val="24"/>
-          <w:lang w:val="en-US"/>
-        </w:rPr>
-        <w:t>TimeEvent</w:t>
-      </w:r>
-      <w:r>
-        <w:rPr>
-          <w:rFonts w:ascii="Times New Roman" w:hAnsi="Times New Roman" w:cs="Times New Roman"/>
-          <w:sz w:val="24"/>
-          <w:szCs w:val="24"/>
-        </w:rPr>
-        <w:t>”(</w:t>
-      </w:r>
-      <w:r>
-        <w:rPr>
-          <w:rFonts w:ascii="Times New Roman" w:hAnsi="Times New Roman" w:cs="Times New Roman"/>
-          <w:sz w:val="24"/>
-          <w:szCs w:val="24"/>
-        </w:rPr>
-        <w:t xml:space="preserve">Модель данных) – представляет собой объект </w:t>
-      </w:r>
-      <w:r>
-        <w:rPr>
-          <w:rFonts w:ascii="Times New Roman" w:hAnsi="Times New Roman" w:cs="Times New Roman"/>
-          <w:sz w:val="24"/>
-          <w:szCs w:val="24"/>
-        </w:rPr>
-        <w:t>“</w:t>
-      </w:r>
-      <w:r>
-        <w:rPr>
-          <w:rFonts w:ascii="Times New Roman" w:hAnsi="Times New Roman" w:cs="Times New Roman"/>
-          <w:sz w:val="24"/>
-          <w:szCs w:val="24"/>
-        </w:rPr>
-        <w:t>событие</w:t>
-      </w:r>
-      <w:r>
-        <w:rPr>
-          <w:rFonts w:ascii="Times New Roman" w:hAnsi="Times New Roman" w:cs="Times New Roman"/>
-          <w:sz w:val="24"/>
-          <w:szCs w:val="24"/>
-        </w:rPr>
-        <w:t>”</w:t>
-      </w:r>
-      <w:r>
-        <w:rPr>
-          <w:rFonts w:ascii="Times New Roman" w:hAnsi="Times New Roman" w:cs="Times New Roman"/>
-          <w:sz w:val="24"/>
-          <w:szCs w:val="24"/>
-        </w:rPr>
-        <w:t xml:space="preserve"> и является контейнером для данных в конкретный период времени.</w:t>
-      </w:r>
-    </w:p>
-    <w:p>
-      <w:pPr>
-        <w:spacing w:line="360" w:lineRule="auto"/>
-        <w:rPr>
-          <w:rFonts w:ascii="Times New Roman" w:hAnsi="Times New Roman" w:cs="Times New Roman"/>
-          <w:sz w:val="24"/>
-          <w:szCs w:val="24"/>
-          <w:lang w:val="en-US"/>
-        </w:rPr>
-      </w:pPr>
-      <w:r>
-        <w:rPr>
-          <w:rFonts w:ascii="Times New Roman" w:hAnsi="Times New Roman" w:cs="Times New Roman"/>
-          <w:sz w:val="24"/>
-          <w:szCs w:val="24"/>
-        </w:rPr>
-        <w:t>Описание полей(характеристик)</w:t>
-      </w:r>
-      <w:r>
-        <w:rPr>
-          <w:rFonts w:ascii="Times New Roman" w:hAnsi="Times New Roman" w:cs="Times New Roman"/>
-          <w:sz w:val="24"/>
-          <w:szCs w:val="24"/>
-          <w:lang w:val="en-US"/>
-        </w:rPr>
-        <w:t>:</w:t>
-      </w:r>
-    </w:p>
-    <w:p>
-      <w:pPr>
-        <w:spacing w:line="360" w:lineRule="auto"/>
-        <w:rPr>
-          <w:rFonts w:ascii="Times New Roman" w:hAnsi="Times New Roman" w:cs="Times New Roman"/>
-          <w:sz w:val="24"/>
-          <w:szCs w:val="24"/>
-        </w:rPr>
-      </w:pPr>
-      <w:r>
-        <w:rPr>
-          <w:rFonts w:ascii="Times New Roman" w:hAnsi="Times New Roman" w:cs="Times New Roman"/>
-          <w:sz w:val="24"/>
-          <w:szCs w:val="24"/>
-          <w:lang w:val="en-US"/>
-        </w:rPr>
-        <w:t>Public</w:t>
-      </w:r>
-      <w:r>
-        <w:rPr>
-          <w:rFonts w:ascii="Times New Roman" w:hAnsi="Times New Roman" w:cs="Times New Roman"/>
-          <w:sz w:val="24"/>
-          <w:szCs w:val="24"/>
-        </w:rPr>
-        <w:t xml:space="preserve"> </w:t>
-      </w:r>
-      <w:r>
-        <w:rPr>
-          <w:rFonts w:ascii="Times New Roman" w:hAnsi="Times New Roman" w:cs="Times New Roman"/>
-          <w:sz w:val="24"/>
-          <w:szCs w:val="24"/>
-          <w:lang w:val="en-US"/>
-        </w:rPr>
-        <w:t>int</w:t>
-      </w:r>
-      <w:r>
-        <w:rPr>
-          <w:rFonts w:ascii="Times New Roman" w:hAnsi="Times New Roman" w:cs="Times New Roman"/>
-          <w:sz w:val="24"/>
-          <w:szCs w:val="24"/>
-        </w:rPr>
-        <w:t xml:space="preserve"> </w:t>
-      </w:r>
-      <w:r>
-        <w:rPr>
-          <w:rFonts w:ascii="Times New Roman" w:hAnsi="Times New Roman" w:cs="Times New Roman"/>
-          <w:sz w:val="24"/>
-          <w:szCs w:val="24"/>
-          <w:lang w:val="en-US"/>
-        </w:rPr>
-        <w:t>id</w:t>
-      </w:r>
-      <w:r>
-        <w:rPr>
-          <w:rFonts w:ascii="Times New Roman" w:hAnsi="Times New Roman" w:cs="Times New Roman"/>
-          <w:sz w:val="24"/>
-          <w:szCs w:val="24"/>
-        </w:rPr>
-        <w:t xml:space="preserve"> – </w:t>
-      </w:r>
-      <w:r>
-        <w:rPr>
-          <w:rFonts w:ascii="Times New Roman" w:hAnsi="Times New Roman" w:cs="Times New Roman"/>
-          <w:sz w:val="24"/>
-          <w:szCs w:val="24"/>
-        </w:rPr>
-        <w:t>Идентификатор для уникального события</w:t>
-      </w:r>
-    </w:p>
-    <w:p>
-      <w:pPr>
-        <w:spacing w:line="360" w:lineRule="auto"/>
-        <w:rPr>
-          <w:rFonts w:ascii="Times New Roman" w:hAnsi="Times New Roman" w:cs="Times New Roman"/>
-          <w:sz w:val="24"/>
-          <w:szCs w:val="24"/>
-        </w:rPr>
-      </w:pPr>
-      <w:r>
-        <w:rPr>
-          <w:rFonts w:ascii="Times New Roman" w:hAnsi="Times New Roman" w:cs="Times New Roman"/>
-          <w:sz w:val="24"/>
-          <w:szCs w:val="24"/>
-          <w:lang w:val="en-US"/>
-        </w:rPr>
-        <w:t>Public</w:t>
-      </w:r>
-      <w:r>
-        <w:rPr>
-          <w:rFonts w:ascii="Times New Roman" w:hAnsi="Times New Roman" w:cs="Times New Roman"/>
-          <w:sz w:val="24"/>
-          <w:szCs w:val="24"/>
-        </w:rPr>
-        <w:t xml:space="preserve"> </w:t>
-      </w:r>
-      <w:r>
-        <w:rPr>
-          <w:rFonts w:ascii="Times New Roman" w:hAnsi="Times New Roman" w:cs="Times New Roman"/>
-          <w:sz w:val="24"/>
-          <w:szCs w:val="24"/>
-          <w:lang w:val="en-US"/>
-        </w:rPr>
-        <w:t>string</w:t>
-      </w:r>
-      <w:r>
-        <w:rPr>
-          <w:rFonts w:ascii="Times New Roman" w:hAnsi="Times New Roman" w:cs="Times New Roman"/>
-          <w:sz w:val="24"/>
-          <w:szCs w:val="24"/>
-        </w:rPr>
-        <w:t xml:space="preserve"> </w:t>
-      </w:r>
-      <w:r>
-        <w:rPr>
-          <w:rFonts w:ascii="Times New Roman" w:hAnsi="Times New Roman" w:cs="Times New Roman"/>
-          <w:sz w:val="24"/>
-          <w:szCs w:val="24"/>
-          <w:lang w:val="en-US"/>
-        </w:rPr>
-        <w:t>name</w:t>
-      </w:r>
-      <w:r>
-        <w:rPr>
-          <w:rFonts w:ascii="Times New Roman" w:hAnsi="Times New Roman" w:cs="Times New Roman"/>
-          <w:sz w:val="24"/>
-          <w:szCs w:val="24"/>
-        </w:rPr>
-        <w:t xml:space="preserve"> –</w:t>
-      </w:r>
-      <w:r>
-        <w:rPr>
-          <w:rFonts w:ascii="Times New Roman" w:hAnsi="Times New Roman" w:cs="Times New Roman"/>
-          <w:sz w:val="24"/>
-          <w:szCs w:val="24"/>
-        </w:rPr>
-        <w:t xml:space="preserve"> Введенное пользователем название для запланированного события</w:t>
-      </w:r>
-    </w:p>
-    <w:p>
-      <w:pPr>
-        <w:spacing w:line="360" w:lineRule="auto"/>
-        <w:rPr>
-          <w:rFonts w:ascii="Times New Roman" w:hAnsi="Times New Roman" w:cs="Times New Roman"/>
-          <w:sz w:val="24"/>
-          <w:szCs w:val="24"/>
-        </w:rPr>
-      </w:pPr>
-      <w:r>
-        <w:rPr>
-          <w:rFonts w:ascii="Times New Roman" w:hAnsi="Times New Roman" w:cs="Times New Roman"/>
-          <w:sz w:val="24"/>
-          <w:szCs w:val="24"/>
-          <w:lang w:val="en-US"/>
-        </w:rPr>
-        <w:t>Public</w:t>
-      </w:r>
-      <w:r>
-        <w:rPr>
-          <w:rFonts w:ascii="Times New Roman" w:hAnsi="Times New Roman" w:cs="Times New Roman"/>
-          <w:sz w:val="24"/>
-          <w:szCs w:val="24"/>
-        </w:rPr>
-        <w:t xml:space="preserve"> </w:t>
-      </w:r>
-      <w:r>
-        <w:rPr>
-          <w:rFonts w:ascii="Times New Roman" w:hAnsi="Times New Roman" w:cs="Times New Roman"/>
-          <w:sz w:val="24"/>
-          <w:szCs w:val="24"/>
-          <w:lang w:val="en-US"/>
-        </w:rPr>
-        <w:t>DateTime</w:t>
-      </w:r>
-      <w:r>
-        <w:rPr>
-          <w:rFonts w:ascii="Times New Roman" w:hAnsi="Times New Roman" w:cs="Times New Roman"/>
-          <w:sz w:val="24"/>
-          <w:szCs w:val="24"/>
-        </w:rPr>
-        <w:t xml:space="preserve"> </w:t>
-      </w:r>
-      <w:r>
-        <w:rPr>
-          <w:rFonts w:ascii="Times New Roman" w:hAnsi="Times New Roman" w:cs="Times New Roman"/>
-          <w:sz w:val="24"/>
-          <w:szCs w:val="24"/>
-          <w:lang w:val="en-US"/>
-        </w:rPr>
-        <w:t>DandT</w:t>
-      </w:r>
-      <w:r>
-        <w:rPr>
-          <w:rFonts w:ascii="Times New Roman" w:hAnsi="Times New Roman" w:cs="Times New Roman"/>
-          <w:sz w:val="24"/>
-          <w:szCs w:val="24"/>
-        </w:rPr>
-        <w:t xml:space="preserve"> </w:t>
-      </w:r>
-      <w:r>
-        <w:rPr>
-          <w:rFonts w:ascii="Times New Roman" w:hAnsi="Times New Roman" w:cs="Times New Roman"/>
-          <w:sz w:val="24"/>
-          <w:szCs w:val="24"/>
-        </w:rPr>
-        <w:t>–</w:t>
-      </w:r>
-      <w:r>
-        <w:rPr>
-          <w:rFonts w:ascii="Times New Roman" w:hAnsi="Times New Roman" w:cs="Times New Roman"/>
-          <w:sz w:val="24"/>
-          <w:szCs w:val="24"/>
-        </w:rPr>
-        <w:t xml:space="preserve"> </w:t>
-      </w:r>
-      <w:r>
-        <w:rPr>
-          <w:rFonts w:ascii="Times New Roman" w:hAnsi="Times New Roman" w:cs="Times New Roman"/>
-          <w:sz w:val="24"/>
-          <w:szCs w:val="24"/>
-        </w:rPr>
-        <w:t>Дата и время для запланированного события</w:t>
-      </w:r>
-    </w:p>
-    <w:p>
-      <w:pPr>
-        <w:spacing w:line="360" w:lineRule="auto"/>
-        <w:rPr>
-          <w:rFonts w:ascii="Times New Roman" w:hAnsi="Times New Roman" w:cs="Times New Roman"/>
-          <w:sz w:val="24"/>
-          <w:szCs w:val="24"/>
-        </w:rPr>
-      </w:pPr>
-      <w:r>
-        <w:rPr>
-          <w:rFonts w:ascii="Times New Roman" w:hAnsi="Times New Roman" w:cs="Times New Roman"/>
-          <w:sz w:val="24"/>
-          <w:szCs w:val="24"/>
-          <w:lang w:val="en-US"/>
-        </w:rPr>
-        <w:t>Public</w:t>
-      </w:r>
-      <w:r>
-        <w:rPr>
-          <w:rFonts w:ascii="Times New Roman" w:hAnsi="Times New Roman" w:cs="Times New Roman"/>
-          <w:sz w:val="24"/>
-          <w:szCs w:val="24"/>
-        </w:rPr>
-        <w:t xml:space="preserve"> </w:t>
-      </w:r>
-      <w:r>
-        <w:rPr>
-          <w:rFonts w:ascii="Times New Roman" w:hAnsi="Times New Roman" w:cs="Times New Roman"/>
-          <w:sz w:val="24"/>
-          <w:szCs w:val="24"/>
-          <w:lang w:val="en-US"/>
-        </w:rPr>
-        <w:t>Boolean</w:t>
-      </w:r>
-      <w:r>
-        <w:rPr>
-          <w:rFonts w:ascii="Times New Roman" w:hAnsi="Times New Roman" w:cs="Times New Roman"/>
-          <w:sz w:val="24"/>
-          <w:szCs w:val="24"/>
-        </w:rPr>
-        <w:t xml:space="preserve"> </w:t>
-      </w:r>
-      <w:r>
-        <w:rPr>
-          <w:rFonts w:ascii="Times New Roman" w:hAnsi="Times New Roman" w:cs="Times New Roman"/>
-          <w:sz w:val="24"/>
-          <w:szCs w:val="24"/>
-          <w:lang w:val="en-US"/>
-        </w:rPr>
-        <w:t>EventInportanse</w:t>
-      </w:r>
-      <w:r>
-        <w:rPr>
-          <w:rFonts w:ascii="Times New Roman" w:hAnsi="Times New Roman" w:cs="Times New Roman"/>
-          <w:sz w:val="24"/>
-          <w:szCs w:val="24"/>
-        </w:rPr>
-        <w:t xml:space="preserve"> – </w:t>
-      </w:r>
-      <w:r>
-        <w:rPr>
-          <w:rFonts w:ascii="Times New Roman" w:hAnsi="Times New Roman" w:cs="Times New Roman"/>
-          <w:sz w:val="24"/>
-          <w:szCs w:val="24"/>
-        </w:rPr>
-        <w:t>Отмечает</w:t>
-      </w:r>
-      <w:r>
-        <w:rPr>
-          <w:rFonts w:ascii="Times New Roman" w:hAnsi="Times New Roman" w:cs="Times New Roman"/>
-          <w:sz w:val="24"/>
-          <w:szCs w:val="24"/>
-        </w:rPr>
-        <w:t xml:space="preserve"> </w:t>
-      </w:r>
-      <w:r>
-        <w:rPr>
-          <w:rFonts w:ascii="Times New Roman" w:hAnsi="Times New Roman" w:cs="Times New Roman"/>
-          <w:sz w:val="24"/>
-          <w:szCs w:val="24"/>
-        </w:rPr>
-        <w:t>важные и неважные события</w:t>
-      </w:r>
-      <w:bookmarkStart w:id="0" w:name="_GoBack"/>
-      <w:bookmarkEnd w:id="0"/>
-    </w:p>
-    <w:p>
-      <w:pPr>
-        <w:spacing w:line="360" w:lineRule="auto"/>
-        <w:rPr>
-          <w:rFonts w:ascii="Times New Roman" w:hAnsi="Times New Roman" w:cs="Times New Roman"/>
-          <w:sz w:val="24"/>
-          <w:szCs w:val="24"/>
+          <w:lang w:val="en-US"/>
         </w:rPr>
       </w:pPr>
     </w:p>
@@ -667,7 +1558,7 @@
 </file>
 
 <file path=word/numbering.xml><?xml version="1.0" encoding="utf-8"?>
-<w:numbering xmlns:wpc="http://schemas.microsoft.com/office/word/2010/wordprocessingCanvas" xmlns:cx="http://schemas.microsoft.com/office/drawing/2014/chartex" xmlns:cx1="http://schemas.microsoft.com/office/drawing/2015/9/8/chartex" xmlns:mc="http://schemas.openxmlformats.org/markup-compatibility/2006" xmlns:o="urn:schemas-microsoft-com:office:office" xmlns:r="http://schemas.openxmlformats.org/officeDocument/2006/relationships" xmlns:m="http://schemas.openxmlformats.org/officeDocument/2006/math" xmlns:v="urn:schemas-microsoft-com:vml" xmlns:wp14="http://schemas.microsoft.com/office/word/2010/wordprocessingDrawing" xmlns:wp="http://schemas.openxmlformats.org/drawingml/2006/wordprocessingDrawing" xmlns:w10="urn:schemas-microsoft-com:office:word" xmlns:w="http://schemas.openxmlformats.org/wordprocessingml/2006/main" xmlns:w14="http://schemas.microsoft.com/office/word/2010/wordml" xmlns:w15="http://schemas.microsoft.com/office/word/2012/wordml" xmlns:w16se="http://schemas.microsoft.com/office/word/2015/wordml/symex" xmlns:wpg="http://schemas.microsoft.com/office/word/2010/wordprocessingGroup" xmlns:wpi="http://schemas.microsoft.com/office/word/2010/wordprocessingInk" xmlns:wne="http://schemas.microsoft.com/office/word/2006/wordml" xmlns:wps="http://schemas.microsoft.com/office/word/2010/wordprocessingShape" mc:Ignorable="w14 w15 w16se wp14">
+<w:numbering xmlns:wpc="http://schemas.microsoft.com/office/word/2010/wordprocessingCanvas" xmlns:cx="http://schemas.microsoft.com/office/drawing/2014/chartex" xmlns:cx1="http://schemas.microsoft.com/office/drawing/2015/9/8/chartex" xmlns:cx2="http://schemas.microsoft.com/office/drawing/2015/10/21/chartex" xmlns:cx3="http://schemas.microsoft.com/office/drawing/2016/5/9/chartex" xmlns:cx4="http://schemas.microsoft.com/office/drawing/2016/5/10/chartex" xmlns:cx5="http://schemas.microsoft.com/office/drawing/2016/5/11/chartex" xmlns:cx6="http://schemas.microsoft.com/office/drawing/2016/5/12/chartex" xmlns:cx7="http://schemas.microsoft.com/office/drawing/2016/5/13/chartex" xmlns:cx8="http://schemas.microsoft.com/office/drawing/2016/5/14/chartex" xmlns:mc="http://schemas.openxmlformats.org/markup-compatibility/2006" xmlns:aink="http://schemas.microsoft.com/office/drawing/2016/ink" xmlns:am3d="http://schemas.microsoft.com/office/drawing/2017/model3d" xmlns:o="urn:schemas-microsoft-com:office:office" xmlns:oel="http://schemas.microsoft.com/office/2019/extlst" xmlns:r="http://schemas.openxmlformats.org/officeDocument/2006/relationships" xmlns:m="http://schemas.openxmlformats.org/officeDocument/2006/math" xmlns:v="urn:schemas-microsoft-com:vml" xmlns:wp14="http://schemas.microsoft.com/office/word/2010/wordprocessingDrawing" xmlns:wp="http://schemas.openxmlformats.org/drawingml/2006/wordprocessingDrawing" xmlns:w10="urn:schemas-microsoft-com:office:word" xmlns:w="http://schemas.openxmlformats.org/wordprocessingml/2006/main" xmlns:w14="http://schemas.microsoft.com/office/word/2010/wordml" xmlns:w15="http://schemas.microsoft.com/office/word/2012/wordml" xmlns:w16cex="http://schemas.microsoft.com/office/word/2018/wordml/cex" xmlns:w16cid="http://schemas.microsoft.com/office/word/2016/wordml/cid" xmlns:w16="http://schemas.microsoft.com/office/word/2018/wordml" xmlns:w16du="http://schemas.microsoft.com/office/word/2023/wordml/word16du" xmlns:w16sdtdh="http://schemas.microsoft.com/office/word/2020/wordml/sdtdatahash" xmlns:w16sdtfl="http://schemas.microsoft.com/office/word/2024/wordml/sdtformatlock" xmlns:w16se="http://schemas.microsoft.com/office/word/2015/wordml/symex" xmlns:wpg="http://schemas.microsoft.com/office/word/2010/wordprocessingGroup" xmlns:wpi="http://schemas.microsoft.com/office/word/2010/wordprocessingInk" xmlns:wne="http://schemas.microsoft.com/office/word/2006/wordml" xmlns:wps="http://schemas.microsoft.com/office/word/2010/wordprocessingShape" mc:Ignorable="w14 w15 w16se w16cid w16 w16cex w16sdtdh w16sdtfl w16du wp14">
   <w:abstractNum w:abstractNumId="0" w15:restartNumberingAfterBreak="0">
     <w:nsid w:val="16AC099D"/>
     <w:multiLevelType w:val="hybridMultilevel"/>
@@ -894,17 +1785,17 @@
       </w:rPr>
     </w:lvl>
   </w:abstractNum>
-  <w:num w:numId="1">
+  <w:num w:numId="1" w16cid:durableId="1115833848">
     <w:abstractNumId w:val="0"/>
   </w:num>
-  <w:num w:numId="2">
+  <w:num w:numId="2" w16cid:durableId="1691757501">
     <w:abstractNumId w:val="1"/>
   </w:num>
 </w:numbering>
 </file>
 
 <file path=word/styles.xml><?xml version="1.0" encoding="utf-8"?>
-<w:styles xmlns:mc="http://schemas.openxmlformats.org/markup-compatibility/2006" xmlns:r="http://schemas.openxmlformats.org/officeDocument/2006/relationships" xmlns:w="http://schemas.openxmlformats.org/wordprocessingml/2006/main" xmlns:w14="http://schemas.microsoft.com/office/word/2010/wordml" xmlns:w15="http://schemas.microsoft.com/office/word/2012/wordml" xmlns:w16se="http://schemas.microsoft.com/office/word/2015/wordml/symex" mc:Ignorable="w14 w15 w16se">
+<w:styles xmlns:mc="http://schemas.openxmlformats.org/markup-compatibility/2006" xmlns:r="http://schemas.openxmlformats.org/officeDocument/2006/relationships" xmlns:w="http://schemas.openxmlformats.org/wordprocessingml/2006/main" xmlns:w14="http://schemas.microsoft.com/office/word/2010/wordml" xmlns:w15="http://schemas.microsoft.com/office/word/2012/wordml" xmlns:w16cex="http://schemas.microsoft.com/office/word/2018/wordml/cex" xmlns:w16cid="http://schemas.microsoft.com/office/word/2016/wordml/cid" xmlns:w16="http://schemas.microsoft.com/office/word/2018/wordml" xmlns:w16du="http://schemas.microsoft.com/office/word/2023/wordml/word16du" xmlns:w16sdtdh="http://schemas.microsoft.com/office/word/2020/wordml/sdtdatahash" xmlns:w16sdtfl="http://schemas.microsoft.com/office/word/2024/wordml/sdtformatlock" xmlns:w16se="http://schemas.microsoft.com/office/word/2015/wordml/symex" mc:Ignorable="w14 w15 w16se w16cid w16 w16cex w16sdtdh w16sdtfl w16du">
   <w:docDefaults>
     <w:rPrDefault>
       <w:rPr>
@@ -920,7 +1811,7 @@
       </w:pPr>
     </w:pPrDefault>
   </w:docDefaults>
-  <w:latentStyles w:defLockedState="0" w:defUIPriority="99" w:defSemiHidden="0" w:defUnhideWhenUsed="0" w:defQFormat="0" w:count="371">
+  <w:latentStyles w:defLockedState="0" w:defUIPriority="99" w:defSemiHidden="0" w:defUnhideWhenUsed="0" w:defQFormat="0" w:count="376">
     <w:lsdException w:name="Normal" w:uiPriority="0" w:qFormat="1"/>
     <w:lsdException w:name="heading 1" w:uiPriority="9" w:qFormat="1"/>
     <w:lsdException w:name="heading 2" w:semiHidden="1" w:uiPriority="9" w:unhideWhenUsed="1" w:qFormat="1"/>
@@ -1292,6 +2183,11 @@
     <w:lsdException w:name="List Table 5 Dark Accent 6" w:uiPriority="50"/>
     <w:lsdException w:name="List Table 6 Colorful Accent 6" w:uiPriority="51"/>
     <w:lsdException w:name="List Table 7 Colorful Accent 6" w:uiPriority="52"/>
+    <w:lsdException w:name="Mention" w:semiHidden="1" w:unhideWhenUsed="1"/>
+    <w:lsdException w:name="Smart Hyperlink" w:semiHidden="1" w:unhideWhenUsed="1"/>
+    <w:lsdException w:name="Hashtag" w:semiHidden="1" w:unhideWhenUsed="1"/>
+    <w:lsdException w:name="Unresolved Mention" w:semiHidden="1" w:unhideWhenUsed="1"/>
+    <w:lsdException w:name="Smart Link" w:semiHidden="1" w:unhideWhenUsed="1"/>
   </w:latentStyles>
   <w:style w:type="paragraph" w:default="1" w:styleId="a">
     <w:name w:val="Normal"/>
